--- a/doc_templates/dogovor-kupli-prodazhy.docx
+++ b/doc_templates/dogovor-kupli-prodazhy.docx
@@ -630,8 +630,22 @@
                 <w:szCs w:val="26"/>
                 <w:lang w:val="en-US"/>
               </w:rPr>
+              <w:t>,</w:t>
+            </w:r>
+            <w:bookmarkStart w:id="0" w:name="_GoBack"/>
+            <w:bookmarkEnd w:id="0"/>
+            <w:r>
+              <w:rPr>
+                <w:rFonts w:ascii="Times New Roman" w:eastAsia="Times New Roman" w:hAnsi="Times New Roman" w:cs="Times New Roman"/>
+                <w:b/>
+                <w:bCs/>
+                <w:sz w:val="26"/>
+                <w:szCs w:val="26"/>
+                <w:lang w:val="en-US"/>
+              </w:rPr>
               <w:t>{{</w:t>
             </w:r>
+            <w:proofErr w:type="spellStart"/>
             <w:r>
               <w:rPr>
                 <w:rFonts w:ascii="Times New Roman" w:eastAsia="Times New Roman" w:hAnsi="Times New Roman" w:cs="Times New Roman"/>
@@ -643,27 +657,28 @@
               </w:rPr>
               <w:t>salesman_passport_number</w:t>
             </w:r>
-            <w:r>
-              <w:rPr>
-                <w:rFonts w:ascii="Times New Roman" w:eastAsia="Times New Roman" w:hAnsi="Times New Roman" w:cs="Times New Roman"/>
-                <w:b/>
-                <w:bCs/>
-                <w:sz w:val="26"/>
-                <w:szCs w:val="26"/>
-                <w:lang w:val="en-US"/>
-              </w:rPr>
-              <w:t>}},{{</w:t>
-            </w:r>
-            <w:r>
-              <w:rPr>
-                <w:rFonts w:ascii="Times New Roman" w:eastAsia="Times New Roman" w:hAnsi="Times New Roman" w:cs="Times New Roman"/>
-                <w:b/>
-                <w:bCs/>
-                <w:sz w:val="26"/>
-                <w:szCs w:val="26"/>
-                <w:lang w:val="en-US"/>
-              </w:rPr>
-              <w:t>salesman_passport_issue_date}}</w:t>
+            <w:proofErr w:type="spellEnd"/>
+            <w:r>
+              <w:rPr>
+                <w:rFonts w:ascii="Times New Roman" w:eastAsia="Times New Roman" w:hAnsi="Times New Roman" w:cs="Times New Roman"/>
+                <w:b/>
+                <w:bCs/>
+                <w:sz w:val="26"/>
+                <w:szCs w:val="26"/>
+                <w:lang w:val="en-US"/>
+              </w:rPr>
+              <w:t>}}</w:t>
+            </w:r>
+            <w:r>
+              <w:rPr>
+                <w:rFonts w:ascii="Times New Roman" w:eastAsia="Times New Roman" w:hAnsi="Times New Roman" w:cs="Times New Roman"/>
+                <w:b/>
+                <w:bCs/>
+                <w:sz w:val="26"/>
+                <w:szCs w:val="26"/>
+                <w:lang w:val="en-US"/>
+              </w:rPr>
+              <w:t xml:space="preserve">, </w:t>
             </w:r>
             <w:r>
               <w:rPr>
@@ -676,6 +691,7 @@
               </w:rPr>
               <w:t>{{</w:t>
             </w:r>
+            <w:proofErr w:type="spellStart"/>
             <w:r>
               <w:rPr>
                 <w:rFonts w:ascii="Times New Roman" w:eastAsia="Times New Roman" w:hAnsi="Times New Roman" w:cs="Times New Roman"/>
@@ -687,6 +703,53 @@
               </w:rPr>
               <w:t>salesman_passport_issue_place</w:t>
             </w:r>
+            <w:proofErr w:type="spellEnd"/>
+            <w:r>
+              <w:rPr>
+                <w:rFonts w:ascii="Times New Roman" w:eastAsia="Times New Roman" w:hAnsi="Times New Roman" w:cs="Times New Roman"/>
+                <w:b/>
+                <w:bCs/>
+                <w:sz w:val="26"/>
+                <w:szCs w:val="26"/>
+                <w:lang w:val="en-US"/>
+              </w:rPr>
+              <w:t>}}</w:t>
+            </w:r>
+            <w:r>
+              <w:rPr>
+                <w:rFonts w:ascii="Times New Roman" w:eastAsia="Times New Roman" w:hAnsi="Times New Roman" w:cs="Times New Roman"/>
+                <w:b/>
+                <w:bCs/>
+                <w:sz w:val="26"/>
+                <w:szCs w:val="26"/>
+                <w:lang w:val="en-US"/>
+              </w:rPr>
+              <w:t xml:space="preserve"> </w:t>
+            </w:r>
+            <w:r>
+              <w:rPr>
+                <w:rFonts w:ascii="Times New Roman" w:eastAsia="Times New Roman" w:hAnsi="Times New Roman" w:cs="Times New Roman"/>
+                <w:b/>
+                <w:bCs/>
+                <w:sz w:val="26"/>
+                <w:szCs w:val="26"/>
+                <w:lang w:val="en-US"/>
+              </w:rPr>
+              <w:t>,{{</w:t>
+            </w:r>
+            <w:proofErr w:type="spellStart"/>
+            <w:r>
+              <w:rPr>
+                <w:rFonts w:ascii="Times New Roman" w:eastAsia="Times New Roman" w:hAnsi="Times New Roman" w:cs="Times New Roman"/>
+                <w:b/>
+                <w:bCs/>
+                <w:sz w:val="26"/>
+                <w:szCs w:val="26"/>
+                <w:lang w:val="en-US"/>
+              </w:rPr>
+              <w:t>salesman_passport_issue_date</w:t>
+            </w:r>
+            <w:proofErr w:type="spellEnd"/>
             <w:r>
               <w:rPr>
                 <w:rFonts w:ascii="Times New Roman" w:eastAsia="Times New Roman" w:hAnsi="Times New Roman" w:cs="Times New Roman"/>
@@ -1201,7 +1264,29 @@
                 <w:szCs w:val="26"/>
                 <w:lang w:val="en-US"/>
               </w:rPr>
-              <w:t xml:space="preserve">}},{{ </w:t>
+              <w:t>}}</w:t>
+            </w:r>
+            <w:r>
+              <w:rPr>
+                <w:rFonts w:ascii="Times New Roman" w:eastAsia="Times New Roman" w:hAnsi="Times New Roman" w:cs="Times New Roman"/>
+                <w:b/>
+                <w:bCs/>
+                <w:sz w:val="26"/>
+                <w:szCs w:val="26"/>
+                <w:lang w:val="en-US"/>
+              </w:rPr>
+              <w:t xml:space="preserve">, </w:t>
+            </w:r>
+            <w:r>
+              <w:rPr>
+                <w:rFonts w:ascii="Times New Roman" w:eastAsia="Times New Roman" w:hAnsi="Times New Roman" w:cs="Times New Roman"/>
+                <w:b/>
+                <w:bCs/>
+                <w:sz w:val="26"/>
+                <w:szCs w:val="26"/>
+                <w:lang w:val="en-US"/>
+              </w:rPr>
+              <w:t>{{</w:t>
             </w:r>
             <w:proofErr w:type="spellStart"/>
             <w:r>
@@ -1213,42 +1298,64 @@
                 <w:szCs w:val="26"/>
                 <w:lang w:val="en-US"/>
               </w:rPr>
+              <w:t>buyer_passport_issue_place</w:t>
+            </w:r>
+            <w:proofErr w:type="spellEnd"/>
+            <w:r>
+              <w:rPr>
+                <w:rFonts w:ascii="Times New Roman" w:eastAsia="Times New Roman" w:hAnsi="Times New Roman" w:cs="Times New Roman"/>
+                <w:b/>
+                <w:bCs/>
+                <w:sz w:val="26"/>
+                <w:szCs w:val="26"/>
+                <w:lang w:val="en-US"/>
+              </w:rPr>
+              <w:t>}}</w:t>
+            </w:r>
+            <w:r>
+              <w:rPr>
+                <w:rFonts w:ascii="Times New Roman" w:eastAsia="Times New Roman" w:hAnsi="Times New Roman" w:cs="Times New Roman"/>
+                <w:b/>
+                <w:bCs/>
+                <w:sz w:val="26"/>
+                <w:szCs w:val="26"/>
+                <w:lang w:val="en-US"/>
+              </w:rPr>
+              <w:t>,</w:t>
+            </w:r>
+            <w:r>
+              <w:rPr>
+                <w:rFonts w:ascii="Times New Roman" w:eastAsia="Times New Roman" w:hAnsi="Times New Roman" w:cs="Times New Roman"/>
+                <w:b/>
+                <w:bCs/>
+                <w:sz w:val="26"/>
+                <w:szCs w:val="26"/>
+                <w:lang w:val="en-US"/>
+              </w:rPr>
+              <w:t xml:space="preserve"> </w:t>
+            </w:r>
+            <w:r>
+              <w:rPr>
+                <w:rFonts w:ascii="Times New Roman" w:eastAsia="Times New Roman" w:hAnsi="Times New Roman" w:cs="Times New Roman"/>
+                <w:b/>
+                <w:bCs/>
+                <w:sz w:val="26"/>
+                <w:szCs w:val="26"/>
+                <w:lang w:val="en-US"/>
+              </w:rPr>
+              <w:t xml:space="preserve">{{ </w:t>
+            </w:r>
+            <w:proofErr w:type="spellStart"/>
+            <w:r>
+              <w:rPr>
+                <w:rFonts w:ascii="Times New Roman" w:eastAsia="Times New Roman" w:hAnsi="Times New Roman" w:cs="Times New Roman"/>
+                <w:b/>
+                <w:bCs/>
+                <w:sz w:val="26"/>
+                <w:szCs w:val="26"/>
+                <w:lang w:val="en-US"/>
+              </w:rPr>
               <w:t>buyer_passport_issue_date</w:t>
-            </w:r>
-            <w:proofErr w:type="spellEnd"/>
-            <w:r>
-              <w:rPr>
-                <w:rFonts w:ascii="Times New Roman" w:eastAsia="Times New Roman" w:hAnsi="Times New Roman" w:cs="Times New Roman"/>
-                <w:b/>
-                <w:bCs/>
-                <w:sz w:val="26"/>
-                <w:szCs w:val="26"/>
-                <w:lang w:val="en-US"/>
-              </w:rPr>
-              <w:t xml:space="preserve">}} </w:t>
-            </w:r>
-            <w:r>
-              <w:rPr>
-                <w:rFonts w:ascii="Times New Roman" w:eastAsia="Times New Roman" w:hAnsi="Times New Roman" w:cs="Times New Roman"/>
-                <w:b/>
-                <w:bCs/>
-                <w:sz w:val="26"/>
-                <w:szCs w:val="26"/>
-                <w:lang w:val="en-US"/>
-              </w:rPr>
-              <w:t>{{</w:t>
-            </w:r>
-            <w:proofErr w:type="spellStart"/>
-            <w:r>
-              <w:rPr>
-                <w:rFonts w:ascii="Times New Roman" w:eastAsia="Times New Roman" w:hAnsi="Times New Roman" w:cs="Times New Roman"/>
-                <w:b/>
-                <w:bCs/>
-                <w:sz w:val="26"/>
-                <w:szCs w:val="26"/>
-                <w:lang w:val="en-US"/>
-              </w:rPr>
-              <w:t>buyer_passport_issue_place</w:t>
             </w:r>
             <w:proofErr w:type="spellEnd"/>
             <w:r>
@@ -2664,7 +2771,6 @@
           <w:sz w:val="26"/>
           <w:szCs w:val="26"/>
         </w:rPr>
-        <w:lastRenderedPageBreak/>
         <w:t>2.2.2.</w:t>
       </w:r>
       <w:r>
@@ -2691,7 +2797,16 @@
           <w:sz w:val="26"/>
           <w:szCs w:val="26"/>
         </w:rPr>
-        <w:t xml:space="preserve"> средства, указанную в подпункте 3.1 пункта 3 договора.</w:t>
+        <w:t xml:space="preserve"> средства, указанную в подпункте 3.1 пункта 3 </w:t>
+      </w:r>
+      <w:r>
+        <w:rPr>
+          <w:rFonts w:ascii="Times New Roman" w:eastAsia="Times New Roman" w:hAnsi="Times New Roman" w:cs="Times New Roman"/>
+          <w:sz w:val="26"/>
+          <w:szCs w:val="26"/>
+        </w:rPr>
+        <w:lastRenderedPageBreak/>
+        <w:t>договора.</w:t>
       </w:r>
     </w:p>
     <w:p>
@@ -2811,6 +2926,7 @@
               <w:jc w:val="center"/>
               <w:rPr>
                 <w:rFonts w:ascii="Times New Roman" w:eastAsia="Times New Roman" w:hAnsi="Times New Roman" w:cs="Times New Roman"/>
+                <w:b/>
                 <w:sz w:val="26"/>
                 <w:szCs w:val="26"/>
               </w:rPr>
@@ -2818,6 +2934,7 @@
             <w:r>
               <w:rPr>
                 <w:rFonts w:ascii="Times New Roman" w:eastAsia="Times New Roman" w:hAnsi="Times New Roman" w:cs="Times New Roman"/>
+                <w:b/>
                 <w:sz w:val="26"/>
                 <w:szCs w:val="26"/>
               </w:rPr>
@@ -2827,6 +2944,7 @@
             <w:r>
               <w:rPr>
                 <w:rFonts w:ascii="Times New Roman" w:eastAsia="Times New Roman" w:hAnsi="Times New Roman" w:cs="Times New Roman"/>
+                <w:b/>
                 <w:sz w:val="26"/>
                 <w:szCs w:val="26"/>
               </w:rPr>
@@ -2837,6 +2955,7 @@
             <w:r>
               <w:rPr>
                 <w:rFonts w:ascii="Times New Roman" w:eastAsia="Times New Roman" w:hAnsi="Times New Roman" w:cs="Times New Roman"/>
+                <w:b/>
                 <w:sz w:val="26"/>
                 <w:szCs w:val="26"/>
               </w:rPr>
@@ -2846,6 +2965,7 @@
             <w:r>
               <w:rPr>
                 <w:rFonts w:ascii="Times New Roman" w:eastAsia="Times New Roman" w:hAnsi="Times New Roman" w:cs="Times New Roman"/>
+                <w:b/>
                 <w:sz w:val="26"/>
                 <w:szCs w:val="26"/>
               </w:rPr>
@@ -2874,6 +2994,7 @@
               <w:jc w:val="both"/>
               <w:rPr>
                 <w:rFonts w:ascii="Times New Roman" w:eastAsia="Times New Roman" w:hAnsi="Times New Roman" w:cs="Times New Roman"/>
+                <w:b/>
                 <w:sz w:val="26"/>
                 <w:szCs w:val="26"/>
               </w:rPr>
@@ -2881,14 +3002,7 @@
             <w:r>
               <w:rPr>
                 <w:rFonts w:ascii="Times New Roman" w:eastAsia="Times New Roman" w:hAnsi="Times New Roman" w:cs="Times New Roman"/>
-                <w:sz w:val="26"/>
-                <w:szCs w:val="26"/>
-              </w:rPr>
-              <w:t>(</w:t>
-            </w:r>
-            <w:r>
-              <w:rPr>
-                <w:rFonts w:ascii="Times New Roman" w:eastAsia="Times New Roman" w:hAnsi="Times New Roman" w:cs="Times New Roman"/>
+                <w:b/>
                 <w:sz w:val="26"/>
                 <w:szCs w:val="26"/>
               </w:rPr>
@@ -2898,37 +3012,21 @@
             <w:r>
               <w:rPr>
                 <w:rFonts w:ascii="Times New Roman" w:eastAsia="Times New Roman" w:hAnsi="Times New Roman" w:cs="Times New Roman"/>
+                <w:b/>
                 <w:sz w:val="26"/>
                 <w:szCs w:val="26"/>
               </w:rPr>
               <w:t>price_words</w:t>
             </w:r>
             <w:proofErr w:type="spellEnd"/>
-            <w:proofErr w:type="gramStart"/>
-            <w:r>
-              <w:rPr>
-                <w:rFonts w:ascii="Times New Roman" w:eastAsia="Times New Roman" w:hAnsi="Times New Roman" w:cs="Times New Roman"/>
-                <w:sz w:val="26"/>
-                <w:szCs w:val="26"/>
-              </w:rPr>
-              <w:t xml:space="preserve"> }</w:t>
-            </w:r>
-            <w:proofErr w:type="gramEnd"/>
-            <w:r>
-              <w:rPr>
-                <w:rFonts w:ascii="Times New Roman" w:eastAsia="Times New Roman" w:hAnsi="Times New Roman" w:cs="Times New Roman"/>
-                <w:sz w:val="26"/>
-                <w:szCs w:val="26"/>
-              </w:rPr>
-              <w:t>}</w:t>
-            </w:r>
-            <w:r>
-              <w:rPr>
-                <w:rFonts w:ascii="Times New Roman" w:eastAsia="Times New Roman" w:hAnsi="Times New Roman" w:cs="Times New Roman"/>
-                <w:sz w:val="26"/>
-                <w:szCs w:val="26"/>
-              </w:rPr>
-              <w:t>)</w:t>
+            <w:r>
+              <w:rPr>
+                <w:rFonts w:ascii="Times New Roman" w:eastAsia="Times New Roman" w:hAnsi="Times New Roman" w:cs="Times New Roman"/>
+                <w:b/>
+                <w:sz w:val="26"/>
+                <w:szCs w:val="26"/>
+              </w:rPr>
+              <w:t xml:space="preserve"> }}</w:t>
             </w:r>
           </w:p>
         </w:tc>
@@ -2964,8 +3062,6 @@
             </w:r>
           </w:p>
         </w:tc>
-        <w:bookmarkStart w:id="0" w:name="_GoBack"/>
-        <w:bookmarkEnd w:id="0"/>
       </w:tr>
     </w:tbl>
     <w:p>
@@ -2974,13 +3070,21 @@
         <w:shd w:val="clear" w:color="auto" w:fill="FFFFFF"/>
         <w:spacing w:line="240" w:lineRule="auto"/>
         <w:ind w:right="-22"/>
-        <w:jc w:val="both"/>
-        <w:rPr>
-          <w:rFonts w:ascii="Times New Roman" w:eastAsia="Times New Roman" w:hAnsi="Times New Roman" w:cs="Times New Roman"/>
-          <w:sz w:val="26"/>
-          <w:szCs w:val="26"/>
-        </w:rPr>
-      </w:pPr>
+        <w:jc w:val="center"/>
+        <w:rPr>
+          <w:rFonts w:ascii="Times New Roman" w:eastAsia="Times New Roman" w:hAnsi="Times New Roman" w:cs="Times New Roman"/>
+          <w:sz w:val="16"/>
+          <w:szCs w:val="16"/>
+        </w:rPr>
+      </w:pPr>
+      <w:r>
+        <w:rPr>
+          <w:rFonts w:ascii="Times New Roman" w:eastAsia="Times New Roman" w:hAnsi="Times New Roman" w:cs="Times New Roman"/>
+          <w:sz w:val="16"/>
+          <w:szCs w:val="16"/>
+        </w:rPr>
+        <w:t>(сумма цифрами и прописью)</w:t>
+      </w:r>
     </w:p>
     <w:p>
       <w:pPr>
@@ -2988,76 +3092,166 @@
         <w:shd w:val="clear" w:color="auto" w:fill="FFFFFF"/>
         <w:spacing w:line="240" w:lineRule="auto"/>
         <w:ind w:right="-22"/>
-        <w:jc w:val="center"/>
-        <w:rPr>
-          <w:rFonts w:ascii="Times New Roman" w:eastAsia="Times New Roman" w:hAnsi="Times New Roman" w:cs="Times New Roman"/>
-          <w:sz w:val="16"/>
-          <w:szCs w:val="16"/>
-        </w:rPr>
-      </w:pPr>
-      <w:r>
-        <w:rPr>
-          <w:rFonts w:ascii="Times New Roman" w:eastAsia="Times New Roman" w:hAnsi="Times New Roman" w:cs="Times New Roman"/>
-          <w:sz w:val="16"/>
-          <w:szCs w:val="16"/>
-        </w:rPr>
-        <w:t>(сумма цифрами и прописью)</w:t>
-      </w:r>
-    </w:p>
+        <w:jc w:val="both"/>
+        <w:rPr>
+          <w:rFonts w:ascii="Times New Roman" w:eastAsia="Times New Roman" w:hAnsi="Times New Roman" w:cs="Times New Roman"/>
+          <w:sz w:val="26"/>
+          <w:szCs w:val="26"/>
+        </w:rPr>
+      </w:pPr>
+      <w:r>
+        <w:rPr>
+          <w:rFonts w:ascii="Times New Roman" w:eastAsia="Times New Roman" w:hAnsi="Times New Roman" w:cs="Times New Roman"/>
+          <w:sz w:val="30"/>
+          <w:szCs w:val="30"/>
+        </w:rPr>
+        <w:t xml:space="preserve">3.2. </w:t>
+      </w:r>
+      <w:r>
+        <w:rPr>
+          <w:rFonts w:ascii="Times New Roman" w:eastAsia="Times New Roman" w:hAnsi="Times New Roman" w:cs="Times New Roman"/>
+          <w:sz w:val="26"/>
+          <w:szCs w:val="26"/>
+        </w:rPr>
+        <w:t xml:space="preserve">Оплата стоимости транспортного средства, указанной в подпункте 3.1 пункта 3 </w:t>
+      </w:r>
+    </w:p>
+    <w:tbl>
+      <w:tblPr>
+        <w:tblStyle w:val="a8"/>
+        <w:tblW w:w="0" w:type="auto"/>
+        <w:tblLook w:val="04A0" w:firstRow="1" w:lastRow="0" w:firstColumn="1" w:lastColumn="0" w:noHBand="0" w:noVBand="1"/>
+      </w:tblPr>
+      <w:tblGrid>
+        <w:gridCol w:w="4503"/>
+        <w:gridCol w:w="5472"/>
+      </w:tblGrid>
+      <w:tr>
+        <w:tc>
+          <w:tcPr>
+            <w:tcW w:w="4503" w:type="dxa"/>
+            <w:tcBorders>
+              <w:top w:val="nil"/>
+              <w:left w:val="nil"/>
+              <w:bottom w:val="nil"/>
+              <w:right w:val="nil"/>
+            </w:tcBorders>
+          </w:tcPr>
+          <w:p>
+            <w:pPr>
+              <w:pStyle w:val="LO-normal"/>
+              <w:spacing w:line="240" w:lineRule="auto"/>
+              <w:ind w:right="-22"/>
+              <w:jc w:val="both"/>
+              <w:rPr>
+                <w:rFonts w:ascii="Times New Roman" w:eastAsia="Times New Roman" w:hAnsi="Times New Roman" w:cs="Times New Roman"/>
+                <w:sz w:val="26"/>
+                <w:szCs w:val="26"/>
+              </w:rPr>
+            </w:pPr>
+            <w:r>
+              <w:rPr>
+                <w:rFonts w:ascii="Times New Roman" w:eastAsia="Times New Roman" w:hAnsi="Times New Roman" w:cs="Times New Roman"/>
+                <w:sz w:val="26"/>
+                <w:szCs w:val="26"/>
+              </w:rPr>
+              <w:t>договора, производится Покупателем</w:t>
+            </w:r>
+          </w:p>
+        </w:tc>
+        <w:tc>
+          <w:tcPr>
+            <w:tcW w:w="5472" w:type="dxa"/>
+            <w:tcBorders>
+              <w:top w:val="nil"/>
+              <w:left w:val="nil"/>
+              <w:bottom w:val="single" w:sz="8" w:space="0" w:color="auto"/>
+              <w:right w:val="nil"/>
+            </w:tcBorders>
+          </w:tcPr>
+          <w:p>
+            <w:pPr>
+              <w:pStyle w:val="LO-normal"/>
+              <w:spacing w:line="240" w:lineRule="auto"/>
+              <w:ind w:right="-22"/>
+              <w:jc w:val="center"/>
+              <w:rPr>
+                <w:rFonts w:ascii="Times New Roman" w:eastAsia="Times New Roman" w:hAnsi="Times New Roman" w:cs="Times New Roman"/>
+                <w:b/>
+                <w:sz w:val="26"/>
+                <w:szCs w:val="26"/>
+              </w:rPr>
+            </w:pPr>
+            <w:r>
+              <w:rPr>
+                <w:rFonts w:ascii="Times New Roman" w:eastAsia="Times New Roman" w:hAnsi="Times New Roman" w:cs="Times New Roman"/>
+                <w:b/>
+                <w:sz w:val="26"/>
+                <w:szCs w:val="26"/>
+              </w:rPr>
+              <w:t xml:space="preserve">{{ </w:t>
+            </w:r>
+            <w:proofErr w:type="spellStart"/>
+            <w:r>
+              <w:rPr>
+                <w:rFonts w:ascii="Times New Roman" w:eastAsia="Times New Roman" w:hAnsi="Times New Roman" w:cs="Times New Roman"/>
+                <w:b/>
+                <w:sz w:val="26"/>
+                <w:szCs w:val="26"/>
+              </w:rPr>
+              <w:t>payment_date</w:t>
+            </w:r>
+            <w:proofErr w:type="spellEnd"/>
+            <w:proofErr w:type="gramStart"/>
+            <w:r>
+              <w:rPr>
+                <w:rFonts w:ascii="Times New Roman" w:eastAsia="Times New Roman" w:hAnsi="Times New Roman" w:cs="Times New Roman"/>
+                <w:b/>
+                <w:sz w:val="26"/>
+                <w:szCs w:val="26"/>
+              </w:rPr>
+              <w:t xml:space="preserve"> }</w:t>
+            </w:r>
+            <w:proofErr w:type="gramEnd"/>
+            <w:r>
+              <w:rPr>
+                <w:rFonts w:ascii="Times New Roman" w:eastAsia="Times New Roman" w:hAnsi="Times New Roman" w:cs="Times New Roman"/>
+                <w:b/>
+                <w:sz w:val="26"/>
+                <w:szCs w:val="26"/>
+              </w:rPr>
+              <w:t xml:space="preserve">}, {{ </w:t>
+            </w:r>
+            <w:proofErr w:type="spellStart"/>
+            <w:r>
+              <w:rPr>
+                <w:rFonts w:ascii="Times New Roman" w:eastAsia="Times New Roman" w:hAnsi="Times New Roman" w:cs="Times New Roman"/>
+                <w:b/>
+                <w:sz w:val="26"/>
+                <w:szCs w:val="26"/>
+              </w:rPr>
+              <w:t>payment_method</w:t>
+            </w:r>
+            <w:proofErr w:type="spellEnd"/>
+            <w:r>
+              <w:rPr>
+                <w:rFonts w:ascii="Times New Roman" w:eastAsia="Times New Roman" w:hAnsi="Times New Roman" w:cs="Times New Roman"/>
+                <w:b/>
+                <w:sz w:val="26"/>
+                <w:szCs w:val="26"/>
+              </w:rPr>
+              <w:t xml:space="preserve"> }}</w:t>
+            </w:r>
+          </w:p>
+        </w:tc>
+      </w:tr>
+    </w:tbl>
     <w:p>
       <w:pPr>
         <w:pStyle w:val="LO-normal"/>
         <w:shd w:val="clear" w:color="auto" w:fill="FFFFFF"/>
         <w:spacing w:line="240" w:lineRule="auto"/>
         <w:ind w:right="-22"/>
-        <w:jc w:val="both"/>
-        <w:rPr>
-          <w:rFonts w:ascii="Times New Roman" w:eastAsia="Times New Roman" w:hAnsi="Times New Roman" w:cs="Times New Roman"/>
-          <w:sz w:val="30"/>
-          <w:szCs w:val="30"/>
-        </w:rPr>
-      </w:pPr>
-      <w:r>
-        <w:rPr>
-          <w:rFonts w:ascii="Times New Roman" w:eastAsia="Times New Roman" w:hAnsi="Times New Roman" w:cs="Times New Roman"/>
-          <w:sz w:val="30"/>
-          <w:szCs w:val="30"/>
-        </w:rPr>
-        <w:t xml:space="preserve">3.2. </w:t>
-      </w:r>
-      <w:r>
-        <w:rPr>
-          <w:rFonts w:ascii="Times New Roman" w:eastAsia="Times New Roman" w:hAnsi="Times New Roman" w:cs="Times New Roman"/>
-          <w:sz w:val="26"/>
-          <w:szCs w:val="26"/>
-        </w:rPr>
-        <w:t>Оплата стоимости транспортного средства, указанной в подпункте 3.1 пункта 3 договора, производится Покупателем</w:t>
-      </w:r>
-      <w:r>
-        <w:rPr>
-          <w:rFonts w:ascii="Times New Roman" w:eastAsia="Times New Roman" w:hAnsi="Times New Roman" w:cs="Times New Roman"/>
-          <w:sz w:val="24"/>
-          <w:szCs w:val="24"/>
-          <w:u w:val="single"/>
-        </w:rPr>
-        <w:t xml:space="preserve">                                                                        </w:t>
-      </w:r>
-      <w:r>
-        <w:rPr>
-          <w:rFonts w:ascii="Times New Roman" w:eastAsia="Times New Roman" w:hAnsi="Times New Roman" w:cs="Times New Roman"/>
-          <w:sz w:val="30"/>
-          <w:szCs w:val="30"/>
-        </w:rPr>
-        <w:t>.</w:t>
-      </w:r>
-    </w:p>
-    <w:p>
-      <w:pPr>
-        <w:pStyle w:val="LO-normal"/>
-        <w:shd w:val="clear" w:color="auto" w:fill="FFFFFF"/>
-        <w:spacing w:line="240" w:lineRule="auto"/>
-        <w:ind w:right="-22"/>
-        <w:jc w:val="center"/>
         <w:rPr>
           <w:rFonts w:ascii="Times New Roman" w:eastAsia="Times New Roman" w:hAnsi="Times New Roman" w:cs="Times New Roman"/>
           <w:sz w:val="16"/>
@@ -4248,15 +4442,15 @@
   <w:docDefaults>
     <w:rPrDefault>
       <w:rPr>
-        <w:rFonts w:asciiTheme="minorHAnsi" w:eastAsiaTheme="minorEastAsia" w:hAnsiTheme="minorHAnsi" w:cstheme="minorBidi"/>
+        <w:rFonts w:ascii="Arial" w:eastAsia="Arial" w:hAnsi="Arial" w:cs="Arial"/>
         <w:sz w:val="22"/>
         <w:szCs w:val="22"/>
-        <w:lang w:val="ru-RU" w:eastAsia="ru-RU" w:bidi="ar-SA"/>
+        <w:lang w:val="ru-RU" w:eastAsia="zh-CN" w:bidi="hi-IN"/>
       </w:rPr>
     </w:rPrDefault>
     <w:pPrDefault>
       <w:pPr>
-        <w:spacing w:after="200" w:line="276" w:lineRule="auto"/>
+        <w:suppressAutoHyphens/>
       </w:pPr>
     </w:pPrDefault>
   </w:docDefaults>
@@ -4402,6 +4596,106 @@
   <w:style w:type="paragraph" w:default="1" w:styleId="a">
     <w:name w:val="Normal"/>
     <w:qFormat/>
+    <w:pPr>
+      <w:spacing w:line="276" w:lineRule="auto"/>
+    </w:pPr>
+  </w:style>
+  <w:style w:type="paragraph" w:styleId="1">
+    <w:name w:val="heading 1"/>
+    <w:basedOn w:val="LO-normal"/>
+    <w:next w:val="LO-normal"/>
+    <w:qFormat/>
+    <w:pPr>
+      <w:keepNext/>
+      <w:keepLines/>
+      <w:spacing w:before="400" w:after="120" w:line="240" w:lineRule="auto"/>
+      <w:outlineLvl w:val="0"/>
+    </w:pPr>
+    <w:rPr>
+      <w:sz w:val="40"/>
+      <w:szCs w:val="40"/>
+    </w:rPr>
+  </w:style>
+  <w:style w:type="paragraph" w:styleId="2">
+    <w:name w:val="heading 2"/>
+    <w:basedOn w:val="LO-normal"/>
+    <w:next w:val="LO-normal"/>
+    <w:qFormat/>
+    <w:pPr>
+      <w:keepNext/>
+      <w:keepLines/>
+      <w:spacing w:before="360" w:after="120" w:line="240" w:lineRule="auto"/>
+      <w:outlineLvl w:val="1"/>
+    </w:pPr>
+    <w:rPr>
+      <w:sz w:val="32"/>
+      <w:szCs w:val="32"/>
+    </w:rPr>
+  </w:style>
+  <w:style w:type="paragraph" w:styleId="3">
+    <w:name w:val="heading 3"/>
+    <w:basedOn w:val="LO-normal"/>
+    <w:next w:val="LO-normal"/>
+    <w:qFormat/>
+    <w:pPr>
+      <w:keepNext/>
+      <w:keepLines/>
+      <w:spacing w:before="320" w:after="80" w:line="240" w:lineRule="auto"/>
+      <w:outlineLvl w:val="2"/>
+    </w:pPr>
+    <w:rPr>
+      <w:color w:val="434343"/>
+      <w:sz w:val="28"/>
+      <w:szCs w:val="28"/>
+    </w:rPr>
+  </w:style>
+  <w:style w:type="paragraph" w:styleId="4">
+    <w:name w:val="heading 4"/>
+    <w:basedOn w:val="LO-normal"/>
+    <w:next w:val="LO-normal"/>
+    <w:qFormat/>
+    <w:pPr>
+      <w:keepNext/>
+      <w:keepLines/>
+      <w:spacing w:before="280" w:after="80" w:line="240" w:lineRule="auto"/>
+      <w:outlineLvl w:val="3"/>
+    </w:pPr>
+    <w:rPr>
+      <w:color w:val="666666"/>
+      <w:sz w:val="24"/>
+      <w:szCs w:val="24"/>
+    </w:rPr>
+  </w:style>
+  <w:style w:type="paragraph" w:styleId="5">
+    <w:name w:val="heading 5"/>
+    <w:basedOn w:val="LO-normal"/>
+    <w:next w:val="LO-normal"/>
+    <w:qFormat/>
+    <w:pPr>
+      <w:keepNext/>
+      <w:keepLines/>
+      <w:spacing w:before="240" w:after="80" w:line="240" w:lineRule="auto"/>
+      <w:outlineLvl w:val="4"/>
+    </w:pPr>
+    <w:rPr>
+      <w:color w:val="666666"/>
+    </w:rPr>
+  </w:style>
+  <w:style w:type="paragraph" w:styleId="6">
+    <w:name w:val="heading 6"/>
+    <w:basedOn w:val="LO-normal"/>
+    <w:next w:val="LO-normal"/>
+    <w:qFormat/>
+    <w:pPr>
+      <w:keepNext/>
+      <w:keepLines/>
+      <w:spacing w:before="240" w:after="80" w:line="240" w:lineRule="auto"/>
+      <w:outlineLvl w:val="5"/>
+    </w:pPr>
+    <w:rPr>
+      <w:i/>
+      <w:color w:val="666666"/>
+    </w:rPr>
   </w:style>
   <w:style w:type="character" w:default="1" w:styleId="a0">
     <w:name w:val="Default Paragraph Font"/>
@@ -4429,6 +4723,134 @@
     <w:uiPriority w:val="99"/>
     <w:semiHidden/>
     <w:unhideWhenUsed/>
+  </w:style>
+  <w:style w:type="paragraph" w:customStyle="1" w:styleId="Heading">
+    <w:name w:val="Heading"/>
+    <w:basedOn w:val="a"/>
+    <w:next w:val="a3"/>
+    <w:qFormat/>
+    <w:pPr>
+      <w:keepNext/>
+      <w:spacing w:before="240" w:after="120"/>
+    </w:pPr>
+    <w:rPr>
+      <w:rFonts w:ascii="Liberation Sans" w:eastAsia="Noto Sans CJK SC" w:hAnsi="Liberation Sans" w:cs="Lohit Devanagari"/>
+      <w:sz w:val="28"/>
+      <w:szCs w:val="28"/>
+    </w:rPr>
+  </w:style>
+  <w:style w:type="paragraph" w:styleId="a3">
+    <w:name w:val="Body Text"/>
+    <w:basedOn w:val="a"/>
+    <w:pPr>
+      <w:spacing w:after="140"/>
+    </w:pPr>
+  </w:style>
+  <w:style w:type="paragraph" w:styleId="a4">
+    <w:name w:val="List"/>
+    <w:basedOn w:val="a3"/>
+    <w:rPr>
+      <w:rFonts w:cs="Lohit Devanagari"/>
+    </w:rPr>
+  </w:style>
+  <w:style w:type="paragraph" w:styleId="a5">
+    <w:name w:val="caption"/>
+    <w:basedOn w:val="a"/>
+    <w:qFormat/>
+    <w:pPr>
+      <w:suppressLineNumbers/>
+      <w:spacing w:before="120" w:after="120"/>
+    </w:pPr>
+    <w:rPr>
+      <w:rFonts w:cs="Lohit Devanagari"/>
+      <w:i/>
+      <w:iCs/>
+      <w:sz w:val="24"/>
+      <w:szCs w:val="24"/>
+    </w:rPr>
+  </w:style>
+  <w:style w:type="paragraph" w:customStyle="1" w:styleId="Index">
+    <w:name w:val="Index"/>
+    <w:basedOn w:val="a"/>
+    <w:qFormat/>
+    <w:pPr>
+      <w:suppressLineNumbers/>
+    </w:pPr>
+    <w:rPr>
+      <w:rFonts w:cs="Lohit Devanagari"/>
+    </w:rPr>
+  </w:style>
+  <w:style w:type="paragraph" w:customStyle="1" w:styleId="LO-normal">
+    <w:name w:val="LO-normal"/>
+    <w:qFormat/>
+    <w:pPr>
+      <w:spacing w:line="276" w:lineRule="auto"/>
+    </w:pPr>
+  </w:style>
+  <w:style w:type="paragraph" w:styleId="a6">
+    <w:name w:val="Title"/>
+    <w:basedOn w:val="LO-normal"/>
+    <w:next w:val="LO-normal"/>
+    <w:qFormat/>
+    <w:pPr>
+      <w:keepNext/>
+      <w:keepLines/>
+      <w:spacing w:after="60" w:line="240" w:lineRule="auto"/>
+    </w:pPr>
+    <w:rPr>
+      <w:sz w:val="52"/>
+      <w:szCs w:val="52"/>
+    </w:rPr>
+  </w:style>
+  <w:style w:type="paragraph" w:styleId="a7">
+    <w:name w:val="Subtitle"/>
+    <w:basedOn w:val="LO-normal"/>
+    <w:next w:val="LO-normal"/>
+    <w:qFormat/>
+    <w:pPr>
+      <w:keepNext/>
+      <w:keepLines/>
+      <w:spacing w:after="320" w:line="240" w:lineRule="auto"/>
+    </w:pPr>
+    <w:rPr>
+      <w:color w:val="666666"/>
+      <w:sz w:val="30"/>
+      <w:szCs w:val="30"/>
+    </w:rPr>
+  </w:style>
+  <w:style w:type="table" w:customStyle="1" w:styleId="TableNormal">
+    <w:name w:val="TableNormal"/>
+    <w:tblPr>
+      <w:tblCellMar>
+        <w:top w:w="100" w:type="dxa"/>
+        <w:left w:w="100" w:type="dxa"/>
+        <w:bottom w:w="100" w:type="dxa"/>
+        <w:right w:w="100" w:type="dxa"/>
+      </w:tblCellMar>
+    </w:tblPr>
+  </w:style>
+  <w:style w:type="table" w:styleId="a8">
+    <w:name w:val="Table Grid"/>
+    <w:basedOn w:val="a1"/>
+    <w:uiPriority w:val="59"/>
+    <w:rsid w:val="00E708F8"/>
+    <w:tblPr>
+      <w:tblInd w:w="0" w:type="dxa"/>
+      <w:tblBorders>
+        <w:top w:val="single" w:sz="4" w:space="0" w:color="auto"/>
+        <w:left w:val="single" w:sz="4" w:space="0" w:color="auto"/>
+        <w:bottom w:val="single" w:sz="4" w:space="0" w:color="auto"/>
+        <w:right w:val="single" w:sz="4" w:space="0" w:color="auto"/>
+        <w:insideH w:val="single" w:sz="4" w:space="0" w:color="auto"/>
+        <w:insideV w:val="single" w:sz="4" w:space="0" w:color="auto"/>
+      </w:tblBorders>
+      <w:tblCellMar>
+        <w:top w:w="0" w:type="dxa"/>
+        <w:left w:w="108" w:type="dxa"/>
+        <w:bottom w:w="0" w:type="dxa"/>
+        <w:right w:w="108" w:type="dxa"/>
+      </w:tblCellMar>
+    </w:tblPr>
   </w:style>
 </w:styles>
 </file>

--- a/doc_templates/dogovor-kupli-prodazhy.docx
+++ b/doc_templates/dogovor-kupli-prodazhy.docx
@@ -390,16 +390,8 @@
                 <w:lang w:val="en-US"/>
               </w:rPr>
             </w:pPr>
-            <w:r>
-              <w:rPr>
-                <w:rFonts w:ascii="Times New Roman" w:eastAsia="Times New Roman" w:hAnsi="Times New Roman" w:cs="Times New Roman"/>
-                <w:sz w:val="16"/>
-                <w:szCs w:val="16"/>
-                <w:u w:val="single"/>
-                <w:lang w:val="en-US"/>
-              </w:rPr>
-              <w:t xml:space="preserve"> </w:t>
-            </w:r>
+            <w:bookmarkStart w:id="0" w:name="_GoBack"/>
+            <w:bookmarkEnd w:id="0"/>
             <w:r>
               <w:rPr>
                 <w:rFonts w:ascii="Times New Roman" w:eastAsia="Times New Roman" w:hAnsi="Times New Roman" w:cs="Times New Roman"/>
@@ -531,7 +523,6 @@
           <w:rFonts w:ascii="Times New Roman" w:eastAsia="Times New Roman" w:hAnsi="Times New Roman" w:cs="Times New Roman"/>
           <w:sz w:val="12"/>
           <w:szCs w:val="16"/>
-          <w:lang w:val="en-US"/>
         </w:rPr>
         <w:t xml:space="preserve"> </w:t>
       </w:r>
@@ -632,8 +623,6 @@
               </w:rPr>
               <w:t>,</w:t>
             </w:r>
-            <w:bookmarkStart w:id="0" w:name="_GoBack"/>
-            <w:bookmarkEnd w:id="0"/>
             <w:r>
               <w:rPr>
                 <w:rFonts w:ascii="Times New Roman" w:eastAsia="Times New Roman" w:hAnsi="Times New Roman" w:cs="Times New Roman"/>
